--- a/livrables/02-data-governance-policy.docx
+++ b/livrables/02-data-governance-policy.docx
@@ -5757,7 +5757,7 @@
   <w:abstractNum w:abstractNumId="0" w15:restartNumberingAfterBreak="0">
     <w:nsid w:val="0000A990"/>
     <w:multiLevelType w:val="multilevel"/>
-    <w:tmpl w:val="75F80E7C"/>
+    <w:tmpl w:val="6A049500"/>
     <w:lvl w:ilvl="0">
       <w:numFmt w:val="bullet"/>
       <w:lvlText w:val=" "/>
@@ -5834,7 +5834,7 @@
   <w:abstractNum w:abstractNumId="1" w15:restartNumberingAfterBreak="0">
     <w:nsid w:val="0000A991"/>
     <w:multiLevelType w:val="multilevel"/>
-    <w:tmpl w:val="12B28BB6"/>
+    <w:tmpl w:val="A490D95C"/>
     <w:lvl w:ilvl="0">
       <w:numFmt w:val="bullet"/>
       <w:lvlText w:val=""/>
@@ -6305,13 +6305,14 @@
     <w:pPr>
       <w:keepNext/>
       <w:keepLines/>
-      <w:spacing w:before="360"/>
+      <w:spacing w:before="160" w:after="60"/>
       <w:outlineLvl w:val="0"/>
     </w:pPr>
     <w:rPr>
-      <w:rFonts w:asciiTheme="majorHAnsi" w:eastAsiaTheme="majorEastAsia" w:hAnsiTheme="majorHAnsi" w:cstheme="majorBidi"/>
-      <w:color w:val="0F4761" w:themeColor="accent1" w:themeShade="BF"/>
-      <w:sz w:val="40"/>
+      <w:rFonts w:eastAsiaTheme="majorEastAsia"/>
+      <w:b/>
+      <w:color w:val="1DB954"/>
+      <w:sz w:val="32"/>
       <w:szCs w:val="40"/>
     </w:rPr>
   </w:style>
@@ -6328,13 +6329,14 @@
     <w:pPr>
       <w:keepNext/>
       <w:keepLines/>
-      <w:spacing w:before="160"/>
+      <w:spacing w:before="160" w:after="60"/>
       <w:outlineLvl w:val="1"/>
     </w:pPr>
     <w:rPr>
-      <w:rFonts w:asciiTheme="majorHAnsi" w:eastAsiaTheme="majorEastAsia" w:hAnsiTheme="majorHAnsi" w:cstheme="majorBidi"/>
-      <w:color w:val="0F4761" w:themeColor="accent1" w:themeShade="BF"/>
-      <w:sz w:val="32"/>
+      <w:rFonts w:eastAsiaTheme="majorEastAsia"/>
+      <w:b/>
+      <w:color w:val="191414"/>
+      <w:sz w:val="24"/>
       <w:szCs w:val="32"/>
     </w:rPr>
   </w:style>
@@ -6351,13 +6353,14 @@
     <w:pPr>
       <w:keepNext/>
       <w:keepLines/>
-      <w:spacing w:before="160"/>
+      <w:spacing w:before="160" w:after="60"/>
       <w:outlineLvl w:val="2"/>
     </w:pPr>
     <w:rPr>
-      <w:rFonts w:eastAsiaTheme="majorEastAsia" w:cstheme="majorBidi"/>
-      <w:color w:val="0F4761" w:themeColor="accent1" w:themeShade="BF"/>
-      <w:sz w:val="28"/>
+      <w:rFonts w:eastAsiaTheme="majorEastAsia"/>
+      <w:b/>
+      <w:color w:val="191414"/>
+      <w:sz w:val="22"/>
       <w:szCs w:val="28"/>
     </w:rPr>
   </w:style>
@@ -6551,12 +6554,15 @@
     <w:qFormat/>
     <w:rsid w:val="00A10FD9"/>
     <w:pPr>
+      <w:spacing w:after="60"/>
       <w:contextualSpacing/>
       <w:jc w:val="center"/>
     </w:pPr>
     <w:rPr>
-      <w:rFonts w:asciiTheme="majorHAnsi" w:eastAsiaTheme="majorEastAsia" w:hAnsiTheme="majorHAnsi" w:cstheme="majorBidi"/>
-      <w:sz w:val="56"/>
+      <w:rFonts w:eastAsiaTheme="majorEastAsia"/>
+      <w:b/>
+      <w:color w:val="1DB954"/>
+      <w:sz w:val="40"/>
       <w:szCs w:val="56"/>
     </w:rPr>
   </w:style>
@@ -6567,8 +6573,10 @@
     <w:uiPriority w:val="10"/>
     <w:rsid w:val="00A10FD9"/>
     <w:rPr>
-      <w:rFonts w:asciiTheme="majorHAnsi" w:eastAsiaTheme="majorEastAsia" w:hAnsiTheme="majorHAnsi" w:cstheme="majorBidi"/>
-      <w:sz w:val="56"/>
+      <w:rFonts w:ascii="Calibri" w:eastAsiaTheme="majorEastAsia" w:hAnsi="Calibri" w:cs="Calibri"/>
+      <w:b/>
+      <w:color w:val="1DB954"/>
+      <w:sz w:val="40"/>
       <w:szCs w:val="56"/>
     </w:rPr>
   </w:style>
@@ -6586,8 +6594,9 @@
       </w:numPr>
     </w:pPr>
     <w:rPr>
+      <w:color w:val="8A8A8A"/>
       <w:spacing w:val="15"/>
-      <w:sz w:val="28"/>
+      <w:sz w:val="24"/>
       <w:szCs w:val="28"/>
     </w:rPr>
   </w:style>
@@ -6598,10 +6607,10 @@
     <w:uiPriority w:val="11"/>
     <w:rsid w:val="00A10FD9"/>
     <w:rPr>
-      <w:rFonts w:eastAsiaTheme="majorEastAsia" w:cstheme="majorBidi"/>
-      <w:color w:val="595959" w:themeColor="text1" w:themeTint="A6"/>
+      <w:rFonts w:ascii="Calibri" w:eastAsiaTheme="majorEastAsia" w:hAnsi="Calibri" w:cs="Calibri"/>
+      <w:b/>
+      <w:color w:val="8A8A8A"/>
       <w:spacing w:val="15"/>
-      <w:sz w:val="28"/>
       <w:szCs w:val="28"/>
     </w:rPr>
   </w:style>
@@ -6679,9 +6688,10 @@
     <w:uiPriority w:val="9"/>
     <w:rsid w:val="00A10FD9"/>
     <w:rPr>
-      <w:rFonts w:asciiTheme="majorHAnsi" w:eastAsiaTheme="majorEastAsia" w:hAnsiTheme="majorHAnsi" w:cstheme="majorBidi"/>
-      <w:color w:val="0F4761" w:themeColor="accent1" w:themeShade="BF"/>
-      <w:sz w:val="40"/>
+      <w:rFonts w:ascii="Calibri" w:eastAsiaTheme="majorEastAsia" w:hAnsi="Calibri" w:cs="Calibri"/>
+      <w:b/>
+      <w:color w:val="1DB954"/>
+      <w:sz w:val="32"/>
       <w:szCs w:val="40"/>
     </w:rPr>
   </w:style>
@@ -6693,9 +6703,9 @@
     <w:semiHidden/>
     <w:rsid w:val="00A10FD9"/>
     <w:rPr>
-      <w:rFonts w:asciiTheme="majorHAnsi" w:eastAsiaTheme="majorEastAsia" w:hAnsiTheme="majorHAnsi" w:cstheme="majorBidi"/>
-      <w:color w:val="0F4761" w:themeColor="accent1" w:themeShade="BF"/>
-      <w:sz w:val="32"/>
+      <w:rFonts w:ascii="Calibri" w:eastAsiaTheme="majorEastAsia" w:hAnsi="Calibri" w:cs="Calibri"/>
+      <w:b/>
+      <w:color w:val="191414"/>
       <w:szCs w:val="32"/>
     </w:rPr>
   </w:style>
@@ -6707,9 +6717,10 @@
     <w:semiHidden/>
     <w:rsid w:val="00A10FD9"/>
     <w:rPr>
-      <w:rFonts w:eastAsiaTheme="majorEastAsia" w:cstheme="majorBidi"/>
-      <w:color w:val="0F4761" w:themeColor="accent1" w:themeShade="BF"/>
-      <w:sz w:val="28"/>
+      <w:rFonts w:ascii="Calibri" w:eastAsiaTheme="majorEastAsia" w:hAnsi="Calibri" w:cs="Calibri"/>
+      <w:b/>
+      <w:color w:val="191414"/>
+      <w:sz w:val="22"/>
       <w:szCs w:val="28"/>
     </w:rPr>
   </w:style>
@@ -6939,6 +6950,10 @@
       <w:spacing w:before="240" w:line="259" w:lineRule="auto"/>
       <w:outlineLvl w:val="9"/>
     </w:pPr>
+    <w:rPr>
+      <w:rFonts w:asciiTheme="majorHAnsi" w:hAnsiTheme="majorHAnsi" w:cstheme="majorBidi"/>
+      <w:color w:val="0F4761" w:themeColor="accent1" w:themeShade="BF"/>
+    </w:rPr>
   </w:style>
   <w:style w:type="paragraph" w:customStyle="1" w:styleId="SourceCode">
     <w:name w:val="Source Code"/>
@@ -7244,7 +7259,7 @@
     <w:basedOn w:val="Normal"/>
     <w:link w:val="En-tteCar"/>
     <w:unhideWhenUsed/>
-    <w:rsid w:val="00FA4702"/>
+    <w:rsid w:val="00007354"/>
     <w:pPr>
       <w:tabs>
         <w:tab w:val="center" w:pos="4536"/>
@@ -7257,7 +7272,7 @@
     <w:name w:val="En-tête Car"/>
     <w:basedOn w:val="Policepardfaut"/>
     <w:link w:val="En-tte"/>
-    <w:rsid w:val="00FA4702"/>
+    <w:rsid w:val="00007354"/>
     <w:rPr>
       <w:rFonts w:ascii="Calibri" w:hAnsi="Calibri" w:cs="Calibri"/>
       <w:sz w:val="20"/>
@@ -7268,7 +7283,7 @@
     <w:basedOn w:val="Normal"/>
     <w:link w:val="PieddepageCar"/>
     <w:unhideWhenUsed/>
-    <w:rsid w:val="00FA4702"/>
+    <w:rsid w:val="00007354"/>
     <w:pPr>
       <w:tabs>
         <w:tab w:val="center" w:pos="4536"/>
@@ -7281,7 +7296,7 @@
     <w:name w:val="Pied de page Car"/>
     <w:basedOn w:val="Policepardfaut"/>
     <w:link w:val="Pieddepage"/>
-    <w:rsid w:val="00FA4702"/>
+    <w:rsid w:val="00007354"/>
     <w:rPr>
       <w:rFonts w:ascii="Calibri" w:hAnsi="Calibri" w:cs="Calibri"/>
       <w:sz w:val="20"/>
